--- a/Group3_PBL_TAE1_Report_Regular_Expression_Validator.docx
+++ b/Group3_PBL_TAE1_Report_Regular_Expression_Validator.docx
@@ -1743,7 +1743,7 @@
           <w:color w:val="0000FF"/>
           <w:u w:val="single"/>
         </w:rPr>
-        <w:t>https://toc-regex-validator.vercel.app/</w:t>
+        <w:t>http://localhost:8501/</w:t>
         <w:br/>
       </w:r>
     </w:p>

--- a/Group3_PBL_TAE1_Report_Regular_Expression_Validator.docx
+++ b/Group3_PBL_TAE1_Report_Regular_Expression_Validator.docx
@@ -1743,7 +1743,7 @@
           <w:color w:val="0000FF"/>
           <w:u w:val="single"/>
         </w:rPr>
-        <w:t>http://localhost:8501/</w:t>
+        <w:t>https://toc-regex-validator.vercel.app/</w:t>
         <w:br/>
       </w:r>
     </w:p>
